--- a/docs/Cattle_Muzzle_Biometrics_Paper.docx
+++ b/docs/Cattle_Muzzle_Biometrics_Paper.docx
@@ -4257,7 +4257,7 @@
         <w:t xml:space="preserve">7.9%</w:t>
       </w:r>
       <w:r>
-        <w:t xml:space="preserve"> on set B (a 23% and 35% relative reduction), raises ROC AUC to 0.943 and 0.972, and leaves Rank-1 unchanged or slightly improved (97.0%→97.5%, 87.0%→87.7%). We contrast this with test-time BatchNorm adaptation (AdaBN), which helped verification only on the larger set and destabilised the smaller one — evidence that the transferable fix operates at the score level, not the feature level. S-norm requires no fine-tuning, no labels, and no access to the source data, making it directly deployable for cross-farm identification.</w:t>
+        <w:t xml:space="preserve"> on set B (a 23% and 35% relative reduction), raises ROC AUC to 0.943 and 0.972, and leaves Rank-1 unchanged or slightly improved (97.0%→97.5%, 87.0%→87.7%). This recovery is statistically significant: a probe-level bootstrap on set B gives a mean EER reduction of 4.0 points with a 95% confidence interval of [3.2, 4.7] (excludes zero). We contrast this with test-time BatchNorm adaptation (AdaBN), which helped verification only on the larger set and destabilised the smaller one — evidence that the transferable fix operates at the score level, not the feature level. S-norm requires no fine-tuning, no labels, and no access to the source data, making it directly deployable for cross-farm identification.</w:t>
       </w:r>
     </w:p>
     <w:p>
